--- a/assets/Project_description.docx
+++ b/assets/Project_description.docx
@@ -19572,7 +19572,6 @@
                 <w:szCs w:val="24"/>
               </w:rPr>
             </w:pPr>
-            <w:bookmarkStart w:id="0" w:name="_GoBack" w:colFirst="1" w:colLast="4"/>
             <w:r>
               <w:rPr>
                 <w:rFonts w:ascii="Times New Roman" w:eastAsia="Times New Roman" w:hAnsi="Times New Roman" w:cs="Times New Roman"/>
@@ -20154,7 +20153,6 @@
           </w:p>
         </w:tc>
       </w:tr>
-      <w:bookmarkEnd w:id="0"/>
     </w:tbl>
     <w:p>
       <w:pPr>
@@ -20166,6 +20164,62 @@
           <w:szCs w:val="20"/>
         </w:rPr>
       </w:pPr>
+    </w:p>
+    <w:p>
+      <w:pPr>
+        <w:pStyle w:val="NormalWeb"/>
+        <w:spacing w:before="0" w:beforeAutospacing="0" w:after="0" w:afterAutospacing="0"/>
+        <w:rPr>
+          <w:rFonts w:asciiTheme="minorHAnsi" w:hAnsiTheme="minorHAnsi" w:cstheme="minorHAnsi"/>
+          <w:sz w:val="20"/>
+          <w:szCs w:val="20"/>
+        </w:rPr>
+      </w:pPr>
+      <w:r>
+        <w:rPr>
+          <w:rFonts w:asciiTheme="minorHAnsi" w:hAnsiTheme="minorHAnsi" w:cstheme="minorHAnsi"/>
+          <w:sz w:val="20"/>
+          <w:szCs w:val="20"/>
+        </w:rPr>
+        <w:lastRenderedPageBreak/>
+        <w:drawing>
+          <wp:inline distT="0" distB="0" distL="0" distR="0" wp14:anchorId="78488628" wp14:editId="7F3B5C45">
+            <wp:extent cx="7052310" cy="2158365"/>
+            <wp:effectExtent l="0" t="0" r="0" b="0"/>
+            <wp:docPr id="1" name="Picture 1"/>
+            <wp:cNvGraphicFramePr>
+              <a:graphicFrameLocks xmlns:a="http://schemas.openxmlformats.org/drawingml/2006/main" noChangeAspect="1"/>
+            </wp:cNvGraphicFramePr>
+            <a:graphic xmlns:a="http://schemas.openxmlformats.org/drawingml/2006/main">
+              <a:graphicData uri="http://schemas.openxmlformats.org/drawingml/2006/picture">
+                <pic:pic xmlns:pic="http://schemas.openxmlformats.org/drawingml/2006/picture">
+                  <pic:nvPicPr>
+                    <pic:cNvPr id="1" name=""/>
+                    <pic:cNvPicPr/>
+                  </pic:nvPicPr>
+                  <pic:blipFill>
+                    <a:blip r:embed="rId9"/>
+                    <a:stretch>
+                      <a:fillRect/>
+                    </a:stretch>
+                  </pic:blipFill>
+                  <pic:spPr>
+                    <a:xfrm>
+                      <a:off x="0" y="0"/>
+                      <a:ext cx="7052310" cy="2158365"/>
+                    </a:xfrm>
+                    <a:prstGeom prst="rect">
+                      <a:avLst/>
+                    </a:prstGeom>
+                  </pic:spPr>
+                </pic:pic>
+              </a:graphicData>
+            </a:graphic>
+          </wp:inline>
+        </w:drawing>
+      </w:r>
+      <w:bookmarkStart w:id="0" w:name="_GoBack"/>
+      <w:bookmarkEnd w:id="0"/>
     </w:p>
     <w:sectPr>
       <w:pgSz w:w="12240" w:h="15840"/>
@@ -23472,7 +23526,7 @@
 </file>
 
 <file path=customXml/itemProps1.xml><?xml version="1.0" encoding="utf-8"?>
-<ds:datastoreItem xmlns:ds="http://schemas.openxmlformats.org/officeDocument/2006/customXml" ds:itemID="{1A59AF23-FB55-42C8-8675-12F2324F855B}">
+<ds:datastoreItem xmlns:ds="http://schemas.openxmlformats.org/officeDocument/2006/customXml" ds:itemID="{4E238D34-5149-4B9A-88FB-2CE4CA3157FB}">
   <ds:schemaRefs>
     <ds:schemaRef ds:uri="http://schemas.openxmlformats.org/officeDocument/2006/bibliography"/>
   </ds:schemaRefs>
